--- a/Tailored_CVs/Shinoy_Thales_Graduation_Assignment_Bazel_Migration.docx
+++ b/Tailored_CVs/Shinoy_Thales_Graduation_Assignment_Bazel_Migration.docx
@@ -70,7 +70,7 @@
           <w:b w:val="0"/>
           <w:sz w:val="19"/>
         </w:rPr>
-        <w:t>I am a QA Automation Engineer with over eight years of experience building scalable test frameworks and working with CI/CD pipelines. Currently holding a valid EU residence permit in the Netherlands, I am available to start immediately. My background includes working with Java, Selenium, TypeScript, and containerized environments. I am comfortable tackling build performance challenges and improving integration testing workflows.</w:t>
+        <w:t>I am a QA automation engineer with over eight years of experience building scalable testing frameworks and managing CI/CD pipelines. My background includes working with Java, Selenium, Playwright, and containerized environments using Docker. Recently, I have also used tools like Gemini Code Assist to streamline test generation and deployment scripts.</w:t>
       </w:r>
     </w:p>
     <w:p>
@@ -288,7 +288,7 @@
           <w:b w:val="0"/>
           <w:sz w:val="18"/>
         </w:rPr>
-        <w:t>▸ Migrated existing SeleniumJava testing frameworks to Playwright TypeScript for microservices architectures, improving execution efficiency by 20%.</w:t>
+        <w:t>▸ Built and maintained scalable test automation frameworks using Java, Selenium, and TypeScript WDIO for complex financial systems.</w:t>
       </w:r>
     </w:p>
     <w:p>
@@ -301,7 +301,7 @@
           <w:b w:val="0"/>
           <w:sz w:val="18"/>
         </w:rPr>
-        <w:t>▸ Containerized test environments using Docker and managed CI/CD regression test builds via Jenkins.</w:t>
+        <w:t>▸ Orchestrated CI/CD pipelines with Jenkins, Terraform, and AWS to maintain high availability and continuous delivery.</w:t>
       </w:r>
     </w:p>
     <w:p>
@@ -314,7 +314,7 @@
           <w:b w:val="0"/>
           <w:sz w:val="18"/>
         </w:rPr>
-        <w:t>▸ Streamlined test generation scripts and workflows utilizing AI tools like Gemini Code Assist in daily engineering tasks.</w:t>
+        <w:t>▸ Containerized test environments using Docker and managed infrastructure for reliable execution of integration tests.</w:t>
       </w:r>
     </w:p>
     <w:p>
@@ -327,7 +327,7 @@
           <w:b w:val="0"/>
           <w:sz w:val="18"/>
         </w:rPr>
-        <w:t>▸ Provisioned and maintained underlying test environments using Terraform and AWS to support continuous integration.</w:t>
+        <w:t>▸ Streamlined test generation and deployment scripts using Gemini Code Assist to support development workflows.</w:t>
       </w:r>
     </w:p>
     <w:p>
